--- a/Vishnuraj_se_resume.docx
+++ b/Vishnuraj_se_resume.docx
@@ -1926,7 +1926,47 @@
                 <w:sz w:val="20"/>
                 <w:szCs w:val="20"/>
               </w:rPr>
-              <w:t xml:space="preserve">2 and </w:t>
+              <w:t xml:space="preserve"> (</w:t>
+            </w:r>
+            <w:r>
+              <w:rPr>
+                <w:rFonts w:cstheme="minorHAnsi"/>
+                <w:sz w:val="20"/>
+                <w:szCs w:val="20"/>
+              </w:rPr>
+              <w:t>v</w:t>
+            </w:r>
+            <w:r>
+              <w:rPr>
+                <w:rFonts w:cstheme="minorHAnsi"/>
+                <w:sz w:val="20"/>
+                <w:szCs w:val="20"/>
+              </w:rPr>
+              <w:t>2</w:t>
+            </w:r>
+            <w:r>
+              <w:rPr>
+                <w:rFonts w:cstheme="minorHAnsi"/>
+                <w:sz w:val="20"/>
+                <w:szCs w:val="20"/>
+              </w:rPr>
+              <w:t>, v</w:t>
+            </w:r>
+            <w:r>
+              <w:rPr>
+                <w:rFonts w:cstheme="minorHAnsi"/>
+                <w:sz w:val="20"/>
+                <w:szCs w:val="20"/>
+              </w:rPr>
+              <w:t>3)</w:t>
+            </w:r>
+            <w:r>
+              <w:rPr>
+                <w:rFonts w:cstheme="minorHAnsi"/>
+                <w:sz w:val="20"/>
+                <w:szCs w:val="20"/>
+              </w:rPr>
+              <w:t xml:space="preserve"> and </w:t>
             </w:r>
             <w:r>
               <w:rPr>
@@ -2222,7 +2262,23 @@
                 <w:sz w:val="20"/>
                 <w:szCs w:val="20"/>
               </w:rPr>
+              <w:t>CI/CD (</w:t>
+            </w:r>
+            <w:r>
+              <w:rPr>
+                <w:rFonts w:cstheme="minorHAnsi"/>
+                <w:sz w:val="20"/>
+                <w:szCs w:val="20"/>
+              </w:rPr>
               <w:t>Jenkins</w:t>
+            </w:r>
+            <w:r>
+              <w:rPr>
+                <w:rFonts w:cstheme="minorHAnsi"/>
+                <w:sz w:val="20"/>
+                <w:szCs w:val="20"/>
+              </w:rPr>
+              <w:t>)</w:t>
             </w:r>
           </w:p>
           <w:p>
@@ -2353,21 +2409,16 @@
               <w:t>WebSocket</w:t>
             </w:r>
             <w:r>
-              <w:rPr>
-                <w:rFonts w:cstheme="minorHAnsi"/>
-                <w:sz w:val="20"/>
-                <w:szCs w:val="20"/>
-              </w:rPr>
               <w:t xml:space="preserve"> </w:t>
             </w:r>
             <w:r>
               <w:rPr>
+                <w:rFonts w:ascii="Calibri Light" w:hAnsi="Calibri Light" w:cs="Calibri Light"/>
                 <w:color w:val="FFFFFF" w:themeColor="background1"/>
                 <w:sz w:val="2"/>
                 <w:szCs w:val="2"/>
-                <w:shd w:val="clear" w:color="auto" w:fill="FFFFFF" w:themeFill="background1"/>
-              </w:rPr>
-              <w:t>ATS TAGS (Naukri, LinkedIn) : .net, API development, ASP.NET, ASP.NET Core, AWS Lambda, Algorithms, Amazon SQS, Amazon Web Services (AWS), Amazon s3, Amazon simple notification service (SNS), Angular, AngularJS, Apache Kafka, Apollo Graphql, App development, Asp.net, Back-end web development, Backbone.js, Basic coding, Bootstrap, C (programming language), C#, C++, CSS, Cascading style sheets (CSS), Cassandra, Communication, Consulting, Data structures, Debugging, Design patterns, DevOps, Development, Distributed Systems, Django, Docker Products, Elevator Pitches, Engineering, Front-end development, Full-stack development, Git, Google Cloud Platform (GCP), Graphql, Hibernate, Html, Html5, Interactive Web, J2ee, J2ee web services, JSON, Java, Java Database Connectivity (JDBC), JavaScript, JavaScript Frameworks, Java Server Pages (JSP), Jenkins, Jest, Jira, jQuery, Maintainability, Micro frontend, Microservices, Mongo dB, Multithreading, MySQL, Node.js, OOPS), Object-oriented programming (OOP, Performance Improvement, PostgreSQL, Problem Solving, Problem solving, Programming, Programming Languages, Prototyping, Python, Python (programming language), React.js, Redux.js, Representational state transfer (rest), Rest API, SOAP, SQL, Serverless Computing, Software Development, Software design, Software design patterns, Solver, Spring, Spring Boot, Spring Framework, Spring boot, Svelte, Teamwork, Technical Leadership, Test driven development, Time management, Troubleshooting, Typescript, Unit testing, User Experience (UX), User interface design, Vue.js, Web Development, Web Services, Web applications, Web components, WebSocket, Windows</w:t>
+              </w:rPr>
+              <w:t>ATS TAGS (Naukri, LinkedIn) : API development, AWS Lambda, Algorithms, Amazon SQS, Amazon Web Services (AWS), Amazon s3, Amazon simple notification service (SNS), Angular, AngularJS, Apache Kafka, App development, Back-end web development, Backbone.js, Basic coding, Bootstrap, C (programming language), C#, C++, CSS, Cascading style sheets (CSS), Cassandra, Communication, Consulting, Data structures, Debugging, Design patterns, DevOps, Development, Distributed Systems, Django, Docker Products, Elevator Pitches, Engineering, Front-end development, Full-stack development, Git, Graphql, Hibernate, Html, Html5, Interactive Web, J2ee, J2ee web services, JSON, Java, Java Database Connectivity (JDBC), JavaScript, JavaScript Frameworks, Java Server Pages (JSP), Jenkins, Jest, Jira, jQuery, Maintainability, Micro frontend, Microservices, Mongo dB, Multithreading, MySQL, Node.js, OOPS), Object-oriented programming (OOP, Performance Improvement, PostgreSQL, Problem Solving, Problem solving, Programming, Programming Languages, Prototyping, Python, Python (programming language), Representational state transfer (rest), Rest API, SOAP, SQL, Serverless Computing, Software Development, Software design, Software design patterns, Solver, Teamwork, Technical Leadership, Test driven development, Time management, Troubleshooting, Typescript, Unit testing, User Experience (UX), User interface design, Vue.js, Web Development, Web Services, Web applications, Web components, WebSocket, Windows, vuetify, vuex, optional API, Composition API, express.js</w:t>
             </w:r>
           </w:p>
         </w:tc>
@@ -11212,15 +11263,15 @@
     <w:pitch w:val="variable"/>
     <w:sig w:usb0="E1002EFF" w:usb1="C000605B" w:usb2="00000029" w:usb3="00000000" w:csb0="000101FF" w:csb1="00000000"/>
   </w:font>
-  <w:font w:name="Calibri">
-    <w:panose1 w:val="020F0502020204030204"/>
+  <w:font w:name="Calibri Light">
+    <w:panose1 w:val="020F0302020204030204"/>
     <w:charset w:val="00"/>
     <w:family w:val="swiss"/>
     <w:pitch w:val="variable"/>
     <w:sig w:usb0="E4002EFF" w:usb1="C200247B" w:usb2="00000009" w:usb3="00000000" w:csb0="000001FF" w:csb1="00000000"/>
   </w:font>
-  <w:font w:name="Calibri Light">
-    <w:panose1 w:val="020F0302020204030204"/>
+  <w:font w:name="Calibri">
+    <w:panose1 w:val="020F0502020204030204"/>
     <w:charset w:val="00"/>
     <w:family w:val="swiss"/>
     <w:pitch w:val="variable"/>
@@ -11257,6 +11308,7 @@
     <w:rsid w:val="001967DE"/>
     <w:rsid w:val="001B710C"/>
     <w:rsid w:val="00200BF1"/>
+    <w:rsid w:val="00251CA1"/>
     <w:rsid w:val="00290EBC"/>
     <w:rsid w:val="00297E0D"/>
     <w:rsid w:val="002C0EAD"/>
@@ -11285,6 +11337,7 @@
     <w:rsid w:val="007560EB"/>
     <w:rsid w:val="0076636D"/>
     <w:rsid w:val="007D4719"/>
+    <w:rsid w:val="007E50A1"/>
     <w:rsid w:val="007F25B8"/>
     <w:rsid w:val="00842756"/>
     <w:rsid w:val="00863F99"/>
@@ -11783,6 +11836,16 @@
   <w:style w:type="paragraph" w:customStyle="1" w:styleId="BC54D23D8D334C9B8B179A6ECA09BA77">
     <w:name w:val="BC54D23D8D334C9B8B179A6ECA09BA77"/>
   </w:style>
+  <w:style w:type="character" w:styleId="PlaceholderText">
+    <w:name w:val="Placeholder Text"/>
+    <w:basedOn w:val="DefaultParagraphFont"/>
+    <w:uiPriority w:val="99"/>
+    <w:semiHidden/>
+    <w:rsid w:val="007E50A1"/>
+    <w:rPr>
+      <w:color w:val="595959" w:themeColor="text1" w:themeTint="A6"/>
+    </w:rPr>
+  </w:style>
 </w:styles>
 </file>
 
